--- a/backend_api/templates/presentation_containers.docx
+++ b/backend_api/templates/presentation_containers.docx
@@ -94,12 +94,79 @@
         <w:rPr>
           <w:rFonts w:ascii="Arial" w:hAnsi="Arial" w:cs="Arial"/>
           <w:b/>
-          <w:bCs/>
           <w:color w:val="0000FF"/>
+          <w:spacing w:val="22"/>
+          <w14:shadow w14:blurRad="50800" w14:dist="38100" w14:dir="2700000" w14:sx="100000" w14:sy="100000" w14:kx="0" w14:ky="0" w14:algn="tl">
+            <w14:srgbClr w14:val="000000">
+              <w14:alpha w14:val="60000"/>
+            </w14:srgbClr>
+          </w14:shadow>
+        </w:rPr>
+        <w:t xml:space="preserve">CERT </w:t>
+      </w:r>
+      <w:proofErr w:type="gramStart"/>
+      <w:r>
+        <w:rPr>
+          <w:rFonts w:ascii="Arial" w:hAnsi="Arial" w:cs="Arial"/>
+          <w:b/>
+          <w:color w:val="0000FF"/>
+          <w:spacing w:val="22"/>
+          <w14:shadow w14:blurRad="50800" w14:dist="38100" w14:dir="2700000" w14:sx="100000" w14:sy="100000" w14:kx="0" w14:ky="0" w14:algn="tl">
+            <w14:srgbClr w14:val="000000">
+              <w14:alpha w14:val="60000"/>
+            </w14:srgbClr>
+          </w14:shadow>
+        </w:rPr>
+        <w:t>Nº</w:t>
+      </w:r>
+      <w:r>
+        <w:rPr>
+          <w:rFonts w:ascii="Arial" w:hAnsi="Arial" w:cs="Arial"/>
+          <w:color w:val="000000"/>
+          <w:spacing w:val="22"/>
+          <w14:shadow w14:blurRad="50800" w14:dist="38100" w14:dir="2700000" w14:sx="100000" w14:sy="100000" w14:kx="0" w14:ky="0" w14:algn="tl">
+            <w14:srgbClr w14:val="000000">
+              <w14:alpha w14:val="60000"/>
+            </w14:srgbClr>
+          </w14:shadow>
+        </w:rPr>
+        <w:t xml:space="preserve"> </w:t>
+      </w:r>
+      <w:r>
+        <w:rPr>
+          <w:rFonts w:ascii="Arial" w:hAnsi="Arial" w:cs="Arial"/>
+          <w:color w:val="000000"/>
+          <w:spacing w:val="22"/>
+          <w14:shadow w14:blurRad="50800" w14:dist="38100" w14:dir="2700000" w14:sx="100000" w14:sy="100000" w14:kx="0" w14:ky="0" w14:algn="tl">
+            <w14:srgbClr w14:val="000000">
+              <w14:alpha w14:val="60000"/>
+            </w14:srgbClr>
+          </w14:shadow>
+        </w:rPr>
+        <w:t xml:space="preserve"> </w:t>
+      </w:r>
+      <w:r>
+        <w:rPr>
+          <w:rFonts w:ascii="Arial" w:hAnsi="Arial" w:cs="Arial"/>
+          <w:b/>
+          <w:bCs/>
+          <w:color w:val="000000" w:themeColor="text1"/>
           <w:sz w:val="28"/>
           <w:szCs w:val="28"/>
         </w:rPr>
-        <w:t>CERT No {{CERT_NO}}</w:t>
+        <w:t>{</w:t>
+      </w:r>
+      <w:proofErr w:type="gramEnd"/>
+      <w:r>
+        <w:rPr>
+          <w:rFonts w:ascii="Arial" w:hAnsi="Arial" w:cs="Arial"/>
+          <w:b/>
+          <w:bCs/>
+          <w:color w:val="000000" w:themeColor="text1"/>
+          <w:sz w:val="28"/>
+          <w:szCs w:val="28"/>
+        </w:rPr>
+        <w:t>{CERT_NO}}</w:t>
       </w:r>
     </w:p>
     <w:p>
@@ -264,6 +331,18 @@
           <w:szCs w:val="32"/>
           <w:lang w:val="en-GB"/>
         </w:rPr>
+        <w:t xml:space="preserve">   </w:t>
+      </w:r>
+      <w:r>
+        <w:rPr>
+          <w:rFonts w:ascii="Arial" w:hAnsi="Arial" w:cs="Arial"/>
+          <w:b/>
+          <w:bCs/>
+          <w:color w:val="000000"/>
+          <w:sz w:val="32"/>
+          <w:szCs w:val="32"/>
+          <w:lang w:val="en-GB"/>
+        </w:rPr>
         <w:t>{{CONTAINER}}</w:t>
       </w:r>
     </w:p>
@@ -436,7 +515,31 @@
           <w:szCs w:val="32"/>
           <w:lang w:val="en-GB"/>
         </w:rPr>
-        <w:t xml:space="preserve">         </w:t>
+        <w:t xml:space="preserve">        </w:t>
+      </w:r>
+      <w:r>
+        <w:rPr>
+          <w:rFonts w:ascii="Arial" w:hAnsi="Arial" w:cs="Arial"/>
+          <w:b/>
+          <w:bCs/>
+          <w:color w:val="000000"/>
+          <w:sz w:val="32"/>
+          <w:szCs w:val="32"/>
+          <w:lang w:val="en-GB"/>
+        </w:rPr>
+        <w:t xml:space="preserve">   </w:t>
+      </w:r>
+      <w:r>
+        <w:rPr>
+          <w:rFonts w:ascii="Arial" w:hAnsi="Arial" w:cs="Arial"/>
+          <w:b/>
+          <w:bCs/>
+          <w:color w:val="000000"/>
+          <w:sz w:val="32"/>
+          <w:szCs w:val="32"/>
+          <w:lang w:val="en-GB"/>
+        </w:rPr>
+        <w:t xml:space="preserve"> </w:t>
       </w:r>
       <w:r>
         <w:rPr>
@@ -588,17 +691,21 @@
     <w:pPr>
       <w:pStyle w:val="Header"/>
       <w:rPr>
+        <w:rFonts w:ascii="Bookman Old Style" w:hAnsi="Bookman Old Style"/>
         <w:b/>
         <w:bCs/>
+        <w:sz w:val="50"/>
+        <w:szCs w:val="50"/>
       </w:rPr>
     </w:pPr>
     <w:r>
       <w:rPr>
+        <w:rFonts w:ascii="Bookman Old Style" w:hAnsi="Bookman Old Style"/>
         <w:b/>
         <w:bCs/>
         <w:noProof/>
-        <w:sz w:val="52"/>
-        <w:szCs w:val="52"/>
+        <w:sz w:val="50"/>
+        <w:szCs w:val="50"/>
       </w:rPr>
       <w:drawing>
         <wp:anchor distT="0" distB="0" distL="114300" distR="114300" simplePos="0" relativeHeight="251658240" behindDoc="1" locked="0" layoutInCell="1" allowOverlap="1" wp14:anchorId="52193BA0" wp14:editId="00F429BC">
@@ -658,11 +765,12 @@
     </w:r>
     <w:r>
       <w:rPr>
+        <w:rFonts w:ascii="Bookman Old Style" w:hAnsi="Bookman Old Style"/>
         <w:b/>
         <w:bCs/>
         <w:noProof/>
-        <w:sz w:val="52"/>
-        <w:szCs w:val="52"/>
+        <w:sz w:val="50"/>
+        <w:szCs w:val="50"/>
       </w:rPr>
       <w:t>CONTAINER DAMAGE REPORT</w:t>
     </w:r>

--- a/backend_api/templates/presentation_containers.docx
+++ b/backend_api/templates/presentation_containers.docx
@@ -77,18 +77,7 @@
           <w:sz w:val="48"/>
           <w:szCs w:val="48"/>
         </w:rPr>
-        <w:t xml:space="preserve">            </w:t>
-      </w:r>
-      <w:r>
-        <w:rPr>
-          <w:rFonts w:ascii="Arial" w:hAnsi="Arial" w:cs="Arial"/>
-          <w:b/>
-          <w:bCs/>
-          <w:color w:val="0000FF"/>
-          <w:sz w:val="48"/>
-          <w:szCs w:val="48"/>
-        </w:rPr>
-        <w:t xml:space="preserve">    </w:t>
+        <w:t xml:space="preserve">         </w:t>
       </w:r>
       <w:r>
         <w:rPr>
@@ -102,14 +91,12 @@
             </w14:srgbClr>
           </w14:shadow>
         </w:rPr>
-        <w:t xml:space="preserve">CERT </w:t>
-      </w:r>
-      <w:proofErr w:type="gramStart"/>
-      <w:r>
-        <w:rPr>
-          <w:rFonts w:ascii="Arial" w:hAnsi="Arial" w:cs="Arial"/>
-          <w:b/>
-          <w:color w:val="0000FF"/>
+        <w:t>CERT Nº</w:t>
+      </w:r>
+      <w:r>
+        <w:rPr>
+          <w:rFonts w:ascii="Arial" w:hAnsi="Arial" w:cs="Arial"/>
+          <w:color w:val="000000"/>
           <w:spacing w:val="22"/>
           <w14:shadow w14:blurRad="50800" w14:dist="38100" w14:dir="2700000" w14:sx="100000" w14:sy="100000" w14:kx="0" w14:ky="0" w14:algn="tl">
             <w14:srgbClr w14:val="000000">
@@ -117,7 +104,7 @@
             </w14:srgbClr>
           </w14:shadow>
         </w:rPr>
-        <w:t>Nº</w:t>
+        <w:t xml:space="preserve"> </w:t>
       </w:r>
       <w:r>
         <w:rPr>
@@ -135,38 +122,13 @@
       <w:r>
         <w:rPr>
           <w:rFonts w:ascii="Arial" w:hAnsi="Arial" w:cs="Arial"/>
-          <w:color w:val="000000"/>
-          <w:spacing w:val="22"/>
-          <w14:shadow w14:blurRad="50800" w14:dist="38100" w14:dir="2700000" w14:sx="100000" w14:sy="100000" w14:kx="0" w14:ky="0" w14:algn="tl">
-            <w14:srgbClr w14:val="000000">
-              <w14:alpha w14:val="60000"/>
-            </w14:srgbClr>
-          </w14:shadow>
-        </w:rPr>
-        <w:t xml:space="preserve"> </w:t>
-      </w:r>
-      <w:r>
-        <w:rPr>
-          <w:rFonts w:ascii="Arial" w:hAnsi="Arial" w:cs="Arial"/>
           <w:b/>
           <w:bCs/>
           <w:color w:val="000000" w:themeColor="text1"/>
           <w:sz w:val="28"/>
           <w:szCs w:val="28"/>
         </w:rPr>
-        <w:t>{</w:t>
-      </w:r>
-      <w:proofErr w:type="gramEnd"/>
-      <w:r>
-        <w:rPr>
-          <w:rFonts w:ascii="Arial" w:hAnsi="Arial" w:cs="Arial"/>
-          <w:b/>
-          <w:bCs/>
-          <w:color w:val="000000" w:themeColor="text1"/>
-          <w:sz w:val="28"/>
-          <w:szCs w:val="28"/>
-        </w:rPr>
-        <w:t>{CERT_NO}}</w:t>
+        <w:t>{{CERT_NO}}</w:t>
       </w:r>
     </w:p>
     <w:p>
@@ -704,8 +666,8 @@
         <w:b/>
         <w:bCs/>
         <w:noProof/>
-        <w:sz w:val="50"/>
-        <w:szCs w:val="50"/>
+        <w:sz w:val="44"/>
+        <w:szCs w:val="44"/>
       </w:rPr>
       <w:drawing>
         <wp:anchor distT="0" distB="0" distL="114300" distR="114300" simplePos="0" relativeHeight="251658240" behindDoc="1" locked="0" layoutInCell="1" allowOverlap="1" wp14:anchorId="52193BA0" wp14:editId="00F429BC">
@@ -769,8 +731,8 @@
         <w:b/>
         <w:bCs/>
         <w:noProof/>
-        <w:sz w:val="50"/>
-        <w:szCs w:val="50"/>
+        <w:sz w:val="44"/>
+        <w:szCs w:val="44"/>
       </w:rPr>
       <w:t>CONTAINER DAMAGE REPORT</w:t>
     </w:r>

--- a/backend_api/templates/presentation_containers.docx
+++ b/backend_api/templates/presentation_containers.docx
@@ -9,8 +9,8 @@
           <w:b/>
           <w:bCs/>
           <w:color w:val="0000FF"/>
-          <w:sz w:val="48"/>
-          <w:szCs w:val="48"/>
+          <w:sz w:val="32"/>
+          <w:szCs w:val="32"/>
         </w:rPr>
       </w:pPr>
       <w:r>
@@ -85,6 +85,8 @@
           <w:b/>
           <w:color w:val="0000FF"/>
           <w:spacing w:val="22"/>
+          <w:sz w:val="32"/>
+          <w:szCs w:val="32"/>
           <w14:shadow w14:blurRad="50800" w14:dist="38100" w14:dir="2700000" w14:sx="100000" w14:sy="100000" w14:kx="0" w14:ky="0" w14:algn="tl">
             <w14:srgbClr w14:val="000000">
               <w14:alpha w14:val="60000"/>
@@ -98,6 +100,8 @@
           <w:rFonts w:ascii="Arial" w:hAnsi="Arial" w:cs="Arial"/>
           <w:color w:val="000000"/>
           <w:spacing w:val="22"/>
+          <w:sz w:val="32"/>
+          <w:szCs w:val="32"/>
           <w14:shadow w14:blurRad="50800" w14:dist="38100" w14:dir="2700000" w14:sx="100000" w14:sy="100000" w14:kx="0" w14:ky="0" w14:algn="tl">
             <w14:srgbClr w14:val="000000">
               <w14:alpha w14:val="60000"/>
@@ -109,24 +113,11 @@
       <w:r>
         <w:rPr>
           <w:rFonts w:ascii="Arial" w:hAnsi="Arial" w:cs="Arial"/>
-          <w:color w:val="000000"/>
-          <w:spacing w:val="22"/>
-          <w14:shadow w14:blurRad="50800" w14:dist="38100" w14:dir="2700000" w14:sx="100000" w14:sy="100000" w14:kx="0" w14:ky="0" w14:algn="tl">
-            <w14:srgbClr w14:val="000000">
-              <w14:alpha w14:val="60000"/>
-            </w14:srgbClr>
-          </w14:shadow>
-        </w:rPr>
-        <w:t xml:space="preserve"> </w:t>
-      </w:r>
-      <w:r>
-        <w:rPr>
-          <w:rFonts w:ascii="Arial" w:hAnsi="Arial" w:cs="Arial"/>
           <w:b/>
           <w:bCs/>
           <w:color w:val="000000" w:themeColor="text1"/>
-          <w:sz w:val="28"/>
-          <w:szCs w:val="28"/>
+          <w:sz w:val="32"/>
+          <w:szCs w:val="32"/>
         </w:rPr>
         <w:t>{{CERT_NO}}</w:t>
       </w:r>
@@ -529,8 +520,12 @@
       </w:r>
     </w:p>
     <w:sectPr>
-      <w:headerReference w:type="default" r:id="rId6"/>
-      <w:footerReference w:type="default" r:id="rId7"/>
+      <w:headerReference w:type="even" r:id="rId6"/>
+      <w:headerReference w:type="default" r:id="rId7"/>
+      <w:footerReference w:type="even" r:id="rId8"/>
+      <w:footerReference w:type="default" r:id="rId9"/>
+      <w:headerReference w:type="first" r:id="rId10"/>
+      <w:footerReference w:type="first" r:id="rId11"/>
       <w:pgSz w:w="12240" w:h="15840" w:code="1"/>
       <w:pgMar w:top="1417" w:right="1701" w:bottom="1417" w:left="1701" w:header="708" w:footer="708" w:gutter="0"/>
       <w:cols w:space="708"/>
@@ -560,6 +555,16 @@
 </file>
 
 <file path=word/footer1.xml><?xml version="1.0" encoding="utf-8"?>
+<w:ftr xmlns:wpc="http://schemas.microsoft.com/office/word/2010/wordprocessingCanvas" xmlns:cx="http://schemas.microsoft.com/office/drawing/2014/chartex" xmlns:cx1="http://schemas.microsoft.com/office/drawing/2015/9/8/chartex" xmlns:cx2="http://schemas.microsoft.com/office/drawing/2015/10/21/chartex" xmlns:cx3="http://schemas.microsoft.com/office/drawing/2016/5/9/chartex" xmlns:cx4="http://schemas.microsoft.com/office/drawing/2016/5/10/chartex" xmlns:cx5="http://schemas.microsoft.com/office/drawing/2016/5/11/chartex" xmlns:cx6="http://schemas.microsoft.com/office/drawing/2016/5/12/chartex" xmlns:cx7="http://schemas.microsoft.com/office/drawing/2016/5/13/chartex" xmlns:cx8="http://schemas.microsoft.com/office/drawing/2016/5/14/chartex" xmlns:mc="http://schemas.openxmlformats.org/markup-compatibility/2006" xmlns:aink="http://schemas.microsoft.com/office/drawing/2016/ink" xmlns:am3d="http://schemas.microsoft.com/office/drawing/2017/model3d" xmlns:o="urn:schemas-microsoft-com:office:office" xmlns:oel="http://schemas.microsoft.com/office/2019/extlst" xmlns:r="http://schemas.openxmlformats.org/officeDocument/2006/relationships" xmlns:m="http://schemas.openxmlformats.org/officeDocument/2006/math" xmlns:v="urn:schemas-microsoft-com:vml" xmlns:wp14="http://schemas.microsoft.com/office/word/2010/wordprocessingDrawing" xmlns:wp="http://schemas.openxmlformats.org/drawingml/2006/wordprocessingDrawing" xmlns:w10="urn:schemas-microsoft-com:office:word" xmlns:w="http://schemas.openxmlformats.org/wordprocessingml/2006/main" xmlns:w14="http://schemas.microsoft.com/office/word/2010/wordml" xmlns:w15="http://schemas.microsoft.com/office/word/2012/wordml" xmlns:w16cex="http://schemas.microsoft.com/office/word/2018/wordml/cex" xmlns:w16cid="http://schemas.microsoft.com/office/word/2016/wordml/cid" xmlns:w16="http://schemas.microsoft.com/office/word/2018/wordml" xmlns:w16du="http://schemas.microsoft.com/office/word/2023/wordml/word16du" xmlns:w16sdtdh="http://schemas.microsoft.com/office/word/2020/wordml/sdtdatahash" xmlns:w16sdtfl="http://schemas.microsoft.com/office/word/2024/wordml/sdtformatlock" xmlns:w16se="http://schemas.microsoft.com/office/word/2015/wordml/symex" xmlns:wpg="http://schemas.microsoft.com/office/word/2010/wordprocessingGroup" xmlns:wpi="http://schemas.microsoft.com/office/word/2010/wordprocessingInk" xmlns:wne="http://schemas.microsoft.com/office/word/2006/wordml" xmlns:wps="http://schemas.microsoft.com/office/word/2010/wordprocessingShape" mc:Ignorable="w14 w15 w16se w16cid w16 w16cex w16sdtdh w16sdtfl w16du wp14">
+  <w:p>
+    <w:pPr>
+      <w:pStyle w:val="Footer"/>
+    </w:pPr>
+  </w:p>
+</w:ftr>
+</file>
+
+<file path=word/footer2.xml><?xml version="1.0" encoding="utf-8"?>
 <w:ftr xmlns:wpc="http://schemas.microsoft.com/office/word/2010/wordprocessingCanvas" xmlns:cx="http://schemas.microsoft.com/office/drawing/2014/chartex" xmlns:cx1="http://schemas.microsoft.com/office/drawing/2015/9/8/chartex" xmlns:cx2="http://schemas.microsoft.com/office/drawing/2015/10/21/chartex" xmlns:cx3="http://schemas.microsoft.com/office/drawing/2016/5/9/chartex" xmlns:cx4="http://schemas.microsoft.com/office/drawing/2016/5/10/chartex" xmlns:cx5="http://schemas.microsoft.com/office/drawing/2016/5/11/chartex" xmlns:cx6="http://schemas.microsoft.com/office/drawing/2016/5/12/chartex" xmlns:cx7="http://schemas.microsoft.com/office/drawing/2016/5/13/chartex" xmlns:cx8="http://schemas.microsoft.com/office/drawing/2016/5/14/chartex" xmlns:mc="http://schemas.openxmlformats.org/markup-compatibility/2006" xmlns:aink="http://schemas.microsoft.com/office/drawing/2016/ink" xmlns:am3d="http://schemas.microsoft.com/office/drawing/2017/model3d" xmlns:o="urn:schemas-microsoft-com:office:office" xmlns:oel="http://schemas.microsoft.com/office/2019/extlst" xmlns:r="http://schemas.openxmlformats.org/officeDocument/2006/relationships" xmlns:m="http://schemas.openxmlformats.org/officeDocument/2006/math" xmlns:v="urn:schemas-microsoft-com:vml" xmlns:wp14="http://schemas.microsoft.com/office/word/2010/wordprocessingDrawing" xmlns:wp="http://schemas.openxmlformats.org/drawingml/2006/wordprocessingDrawing" xmlns:w10="urn:schemas-microsoft-com:office:word" xmlns:w="http://schemas.openxmlformats.org/wordprocessingml/2006/main" xmlns:w14="http://schemas.microsoft.com/office/word/2010/wordml" xmlns:w15="http://schemas.microsoft.com/office/word/2012/wordml" xmlns:w16cex="http://schemas.microsoft.com/office/word/2018/wordml/cex" xmlns:w16cid="http://schemas.microsoft.com/office/word/2016/wordml/cid" xmlns:w16="http://schemas.microsoft.com/office/word/2018/wordml" xmlns:w16du="http://schemas.microsoft.com/office/word/2023/wordml/word16du" xmlns:w16sdtdh="http://schemas.microsoft.com/office/word/2020/wordml/sdtdatahash" xmlns:w16sdtfl="http://schemas.microsoft.com/office/word/2024/wordml/sdtformatlock" xmlns:w16se="http://schemas.microsoft.com/office/word/2015/wordml/symex" xmlns:wpg="http://schemas.microsoft.com/office/word/2010/wordprocessingGroup" xmlns:wpi="http://schemas.microsoft.com/office/word/2010/wordprocessingInk" xmlns:wne="http://schemas.microsoft.com/office/word/2006/wordml" xmlns:wps="http://schemas.microsoft.com/office/word/2010/wordprocessingShape" mc:Ignorable="w14 w15 w16se w16cid w16 w16cex w16sdtdh w16sdtfl w16du wp14">
   <w:p>
     <w:pPr>
@@ -628,6 +633,16 @@
 </w:ftr>
 </file>
 
+<file path=word/footer3.xml><?xml version="1.0" encoding="utf-8"?>
+<w:ftr xmlns:wpc="http://schemas.microsoft.com/office/word/2010/wordprocessingCanvas" xmlns:cx="http://schemas.microsoft.com/office/drawing/2014/chartex" xmlns:cx1="http://schemas.microsoft.com/office/drawing/2015/9/8/chartex" xmlns:cx2="http://schemas.microsoft.com/office/drawing/2015/10/21/chartex" xmlns:cx3="http://schemas.microsoft.com/office/drawing/2016/5/9/chartex" xmlns:cx4="http://schemas.microsoft.com/office/drawing/2016/5/10/chartex" xmlns:cx5="http://schemas.microsoft.com/office/drawing/2016/5/11/chartex" xmlns:cx6="http://schemas.microsoft.com/office/drawing/2016/5/12/chartex" xmlns:cx7="http://schemas.microsoft.com/office/drawing/2016/5/13/chartex" xmlns:cx8="http://schemas.microsoft.com/office/drawing/2016/5/14/chartex" xmlns:mc="http://schemas.openxmlformats.org/markup-compatibility/2006" xmlns:aink="http://schemas.microsoft.com/office/drawing/2016/ink" xmlns:am3d="http://schemas.microsoft.com/office/drawing/2017/model3d" xmlns:o="urn:schemas-microsoft-com:office:office" xmlns:oel="http://schemas.microsoft.com/office/2019/extlst" xmlns:r="http://schemas.openxmlformats.org/officeDocument/2006/relationships" xmlns:m="http://schemas.openxmlformats.org/officeDocument/2006/math" xmlns:v="urn:schemas-microsoft-com:vml" xmlns:wp14="http://schemas.microsoft.com/office/word/2010/wordprocessingDrawing" xmlns:wp="http://schemas.openxmlformats.org/drawingml/2006/wordprocessingDrawing" xmlns:w10="urn:schemas-microsoft-com:office:word" xmlns:w="http://schemas.openxmlformats.org/wordprocessingml/2006/main" xmlns:w14="http://schemas.microsoft.com/office/word/2010/wordml" xmlns:w15="http://schemas.microsoft.com/office/word/2012/wordml" xmlns:w16cex="http://schemas.microsoft.com/office/word/2018/wordml/cex" xmlns:w16cid="http://schemas.microsoft.com/office/word/2016/wordml/cid" xmlns:w16="http://schemas.microsoft.com/office/word/2018/wordml" xmlns:w16du="http://schemas.microsoft.com/office/word/2023/wordml/word16du" xmlns:w16sdtdh="http://schemas.microsoft.com/office/word/2020/wordml/sdtdatahash" xmlns:w16sdtfl="http://schemas.microsoft.com/office/word/2024/wordml/sdtformatlock" xmlns:w16se="http://schemas.microsoft.com/office/word/2015/wordml/symex" xmlns:wpg="http://schemas.microsoft.com/office/word/2010/wordprocessingGroup" xmlns:wpi="http://schemas.microsoft.com/office/word/2010/wordprocessingInk" xmlns:wne="http://schemas.microsoft.com/office/word/2006/wordml" xmlns:wps="http://schemas.microsoft.com/office/word/2010/wordprocessingShape" mc:Ignorable="w14 w15 w16se w16cid w16 w16cex w16sdtdh w16sdtfl w16du wp14">
+  <w:p>
+    <w:pPr>
+      <w:pStyle w:val="Footer"/>
+    </w:pPr>
+  </w:p>
+</w:ftr>
+</file>
+
 <file path=word/footnotes.xml><?xml version="1.0" encoding="utf-8"?>
 <w:footnotes xmlns:wpc="http://schemas.microsoft.com/office/word/2010/wordprocessingCanvas" xmlns:cx="http://schemas.microsoft.com/office/drawing/2014/chartex" xmlns:cx1="http://schemas.microsoft.com/office/drawing/2015/9/8/chartex" xmlns:cx2="http://schemas.microsoft.com/office/drawing/2015/10/21/chartex" xmlns:cx3="http://schemas.microsoft.com/office/drawing/2016/5/9/chartex" xmlns:cx4="http://schemas.microsoft.com/office/drawing/2016/5/10/chartex" xmlns:cx5="http://schemas.microsoft.com/office/drawing/2016/5/11/chartex" xmlns:cx6="http://schemas.microsoft.com/office/drawing/2016/5/12/chartex" xmlns:cx7="http://schemas.microsoft.com/office/drawing/2016/5/13/chartex" xmlns:cx8="http://schemas.microsoft.com/office/drawing/2016/5/14/chartex" xmlns:mc="http://schemas.openxmlformats.org/markup-compatibility/2006" xmlns:aink="http://schemas.microsoft.com/office/drawing/2016/ink" xmlns:am3d="http://schemas.microsoft.com/office/drawing/2017/model3d" xmlns:o="urn:schemas-microsoft-com:office:office" xmlns:oel="http://schemas.microsoft.com/office/2019/extlst" xmlns:r="http://schemas.openxmlformats.org/officeDocument/2006/relationships" xmlns:m="http://schemas.openxmlformats.org/officeDocument/2006/math" xmlns:v="urn:schemas-microsoft-com:vml" xmlns:wp14="http://schemas.microsoft.com/office/word/2010/wordprocessingDrawing" xmlns:wp="http://schemas.openxmlformats.org/drawingml/2006/wordprocessingDrawing" xmlns:w10="urn:schemas-microsoft-com:office:word" xmlns:w="http://schemas.openxmlformats.org/wordprocessingml/2006/main" xmlns:w14="http://schemas.microsoft.com/office/word/2010/wordml" xmlns:w15="http://schemas.microsoft.com/office/word/2012/wordml" xmlns:w16cex="http://schemas.microsoft.com/office/word/2018/wordml/cex" xmlns:w16cid="http://schemas.microsoft.com/office/word/2016/wordml/cid" xmlns:w16="http://schemas.microsoft.com/office/word/2018/wordml" xmlns:w16du="http://schemas.microsoft.com/office/word/2023/wordml/word16du" xmlns:w16sdtdh="http://schemas.microsoft.com/office/word/2020/wordml/sdtdatahash" xmlns:w16sdtfl="http://schemas.microsoft.com/office/word/2024/wordml/sdtformatlock" xmlns:w16se="http://schemas.microsoft.com/office/word/2015/wordml/symex" xmlns:wpg="http://schemas.microsoft.com/office/word/2010/wordprocessingGroup" xmlns:wpi="http://schemas.microsoft.com/office/word/2010/wordprocessingInk" xmlns:wne="http://schemas.microsoft.com/office/word/2006/wordml" xmlns:wps="http://schemas.microsoft.com/office/word/2010/wordprocessingShape" mc:Ignorable="w14 w15 w16se w16cid w16 w16cex w16sdtdh w16sdtfl w16du wp14">
   <w:footnote w:type="separator" w:id="-1">
@@ -648,6 +663,16 @@
 </file>
 
 <file path=word/header1.xml><?xml version="1.0" encoding="utf-8"?>
+<w:hdr xmlns:wpc="http://schemas.microsoft.com/office/word/2010/wordprocessingCanvas" xmlns:cx="http://schemas.microsoft.com/office/drawing/2014/chartex" xmlns:cx1="http://schemas.microsoft.com/office/drawing/2015/9/8/chartex" xmlns:cx2="http://schemas.microsoft.com/office/drawing/2015/10/21/chartex" xmlns:cx3="http://schemas.microsoft.com/office/drawing/2016/5/9/chartex" xmlns:cx4="http://schemas.microsoft.com/office/drawing/2016/5/10/chartex" xmlns:cx5="http://schemas.microsoft.com/office/drawing/2016/5/11/chartex" xmlns:cx6="http://schemas.microsoft.com/office/drawing/2016/5/12/chartex" xmlns:cx7="http://schemas.microsoft.com/office/drawing/2016/5/13/chartex" xmlns:cx8="http://schemas.microsoft.com/office/drawing/2016/5/14/chartex" xmlns:mc="http://schemas.openxmlformats.org/markup-compatibility/2006" xmlns:aink="http://schemas.microsoft.com/office/drawing/2016/ink" xmlns:am3d="http://schemas.microsoft.com/office/drawing/2017/model3d" xmlns:o="urn:schemas-microsoft-com:office:office" xmlns:oel="http://schemas.microsoft.com/office/2019/extlst" xmlns:r="http://schemas.openxmlformats.org/officeDocument/2006/relationships" xmlns:m="http://schemas.openxmlformats.org/officeDocument/2006/math" xmlns:v="urn:schemas-microsoft-com:vml" xmlns:wp14="http://schemas.microsoft.com/office/word/2010/wordprocessingDrawing" xmlns:wp="http://schemas.openxmlformats.org/drawingml/2006/wordprocessingDrawing" xmlns:w10="urn:schemas-microsoft-com:office:word" xmlns:w="http://schemas.openxmlformats.org/wordprocessingml/2006/main" xmlns:w14="http://schemas.microsoft.com/office/word/2010/wordml" xmlns:w15="http://schemas.microsoft.com/office/word/2012/wordml" xmlns:w16cex="http://schemas.microsoft.com/office/word/2018/wordml/cex" xmlns:w16cid="http://schemas.microsoft.com/office/word/2016/wordml/cid" xmlns:w16="http://schemas.microsoft.com/office/word/2018/wordml" xmlns:w16du="http://schemas.microsoft.com/office/word/2023/wordml/word16du" xmlns:w16sdtdh="http://schemas.microsoft.com/office/word/2020/wordml/sdtdatahash" xmlns:w16sdtfl="http://schemas.microsoft.com/office/word/2024/wordml/sdtformatlock" xmlns:w16se="http://schemas.microsoft.com/office/word/2015/wordml/symex" xmlns:wpg="http://schemas.microsoft.com/office/word/2010/wordprocessingGroup" xmlns:wpi="http://schemas.microsoft.com/office/word/2010/wordprocessingInk" xmlns:wne="http://schemas.microsoft.com/office/word/2006/wordml" xmlns:wps="http://schemas.microsoft.com/office/word/2010/wordprocessingShape" mc:Ignorable="w14 w15 w16se w16cid w16 w16cex w16sdtdh w16sdtfl w16du wp14">
+  <w:p>
+    <w:pPr>
+      <w:pStyle w:val="Header"/>
+    </w:pPr>
+  </w:p>
+</w:hdr>
+</file>
+
+<file path=word/header2.xml><?xml version="1.0" encoding="utf-8"?>
 <w:hdr xmlns:wpc="http://schemas.microsoft.com/office/word/2010/wordprocessingCanvas" xmlns:cx="http://schemas.microsoft.com/office/drawing/2014/chartex" xmlns:cx1="http://schemas.microsoft.com/office/drawing/2015/9/8/chartex" xmlns:cx2="http://schemas.microsoft.com/office/drawing/2015/10/21/chartex" xmlns:cx3="http://schemas.microsoft.com/office/drawing/2016/5/9/chartex" xmlns:cx4="http://schemas.microsoft.com/office/drawing/2016/5/10/chartex" xmlns:cx5="http://schemas.microsoft.com/office/drawing/2016/5/11/chartex" xmlns:cx6="http://schemas.microsoft.com/office/drawing/2016/5/12/chartex" xmlns:cx7="http://schemas.microsoft.com/office/drawing/2016/5/13/chartex" xmlns:cx8="http://schemas.microsoft.com/office/drawing/2016/5/14/chartex" xmlns:mc="http://schemas.openxmlformats.org/markup-compatibility/2006" xmlns:aink="http://schemas.microsoft.com/office/drawing/2016/ink" xmlns:am3d="http://schemas.microsoft.com/office/drawing/2017/model3d" xmlns:o="urn:schemas-microsoft-com:office:office" xmlns:oel="http://schemas.microsoft.com/office/2019/extlst" xmlns:r="http://schemas.openxmlformats.org/officeDocument/2006/relationships" xmlns:m="http://schemas.openxmlformats.org/officeDocument/2006/math" xmlns:v="urn:schemas-microsoft-com:vml" xmlns:wp14="http://schemas.microsoft.com/office/word/2010/wordprocessingDrawing" xmlns:wp="http://schemas.openxmlformats.org/drawingml/2006/wordprocessingDrawing" xmlns:w10="urn:schemas-microsoft-com:office:word" xmlns:w="http://schemas.openxmlformats.org/wordprocessingml/2006/main" xmlns:w14="http://schemas.microsoft.com/office/word/2010/wordml" xmlns:w15="http://schemas.microsoft.com/office/word/2012/wordml" xmlns:w16cex="http://schemas.microsoft.com/office/word/2018/wordml/cex" xmlns:w16cid="http://schemas.microsoft.com/office/word/2016/wordml/cid" xmlns:w16="http://schemas.microsoft.com/office/word/2018/wordml" xmlns:w16du="http://schemas.microsoft.com/office/word/2023/wordml/word16du" xmlns:w16sdtdh="http://schemas.microsoft.com/office/word/2020/wordml/sdtdatahash" xmlns:w16sdtfl="http://schemas.microsoft.com/office/word/2024/wordml/sdtformatlock" xmlns:w16se="http://schemas.microsoft.com/office/word/2015/wordml/symex" xmlns:wpg="http://schemas.microsoft.com/office/word/2010/wordprocessingGroup" xmlns:wpi="http://schemas.microsoft.com/office/word/2010/wordprocessingInk" xmlns:wne="http://schemas.microsoft.com/office/word/2006/wordml" xmlns:wps="http://schemas.microsoft.com/office/word/2010/wordprocessingShape" mc:Ignorable="w14 w15 w16se w16cid w16 w16cex w16sdtdh w16sdtfl w16du wp14">
   <w:p>
     <w:pPr>
@@ -666,8 +691,8 @@
         <w:b/>
         <w:bCs/>
         <w:noProof/>
-        <w:sz w:val="44"/>
-        <w:szCs w:val="44"/>
+        <w:sz w:val="48"/>
+        <w:szCs w:val="48"/>
       </w:rPr>
       <w:drawing>
         <wp:anchor distT="0" distB="0" distL="114300" distR="114300" simplePos="0" relativeHeight="251658240" behindDoc="1" locked="0" layoutInCell="1" allowOverlap="1" wp14:anchorId="52193BA0" wp14:editId="00F429BC">
@@ -731,12 +756,22 @@
         <w:b/>
         <w:bCs/>
         <w:noProof/>
-        <w:sz w:val="44"/>
-        <w:szCs w:val="44"/>
+        <w:sz w:val="48"/>
+        <w:szCs w:val="48"/>
       </w:rPr>
       <w:t>CONTAINER DAMAGE REPORT</w:t>
     </w:r>
   </w:p>
+  <w:p>
+    <w:pPr>
+      <w:pStyle w:val="Header"/>
+    </w:pPr>
+  </w:p>
+</w:hdr>
+</file>
+
+<file path=word/header3.xml><?xml version="1.0" encoding="utf-8"?>
+<w:hdr xmlns:wpc="http://schemas.microsoft.com/office/word/2010/wordprocessingCanvas" xmlns:cx="http://schemas.microsoft.com/office/drawing/2014/chartex" xmlns:cx1="http://schemas.microsoft.com/office/drawing/2015/9/8/chartex" xmlns:cx2="http://schemas.microsoft.com/office/drawing/2015/10/21/chartex" xmlns:cx3="http://schemas.microsoft.com/office/drawing/2016/5/9/chartex" xmlns:cx4="http://schemas.microsoft.com/office/drawing/2016/5/10/chartex" xmlns:cx5="http://schemas.microsoft.com/office/drawing/2016/5/11/chartex" xmlns:cx6="http://schemas.microsoft.com/office/drawing/2016/5/12/chartex" xmlns:cx7="http://schemas.microsoft.com/office/drawing/2016/5/13/chartex" xmlns:cx8="http://schemas.microsoft.com/office/drawing/2016/5/14/chartex" xmlns:mc="http://schemas.openxmlformats.org/markup-compatibility/2006" xmlns:aink="http://schemas.microsoft.com/office/drawing/2016/ink" xmlns:am3d="http://schemas.microsoft.com/office/drawing/2017/model3d" xmlns:o="urn:schemas-microsoft-com:office:office" xmlns:oel="http://schemas.microsoft.com/office/2019/extlst" xmlns:r="http://schemas.openxmlformats.org/officeDocument/2006/relationships" xmlns:m="http://schemas.openxmlformats.org/officeDocument/2006/math" xmlns:v="urn:schemas-microsoft-com:vml" xmlns:wp14="http://schemas.microsoft.com/office/word/2010/wordprocessingDrawing" xmlns:wp="http://schemas.openxmlformats.org/drawingml/2006/wordprocessingDrawing" xmlns:w10="urn:schemas-microsoft-com:office:word" xmlns:w="http://schemas.openxmlformats.org/wordprocessingml/2006/main" xmlns:w14="http://schemas.microsoft.com/office/word/2010/wordml" xmlns:w15="http://schemas.microsoft.com/office/word/2012/wordml" xmlns:w16cex="http://schemas.microsoft.com/office/word/2018/wordml/cex" xmlns:w16cid="http://schemas.microsoft.com/office/word/2016/wordml/cid" xmlns:w16="http://schemas.microsoft.com/office/word/2018/wordml" xmlns:w16du="http://schemas.microsoft.com/office/word/2023/wordml/word16du" xmlns:w16sdtdh="http://schemas.microsoft.com/office/word/2020/wordml/sdtdatahash" xmlns:w16sdtfl="http://schemas.microsoft.com/office/word/2024/wordml/sdtformatlock" xmlns:w16se="http://schemas.microsoft.com/office/word/2015/wordml/symex" xmlns:wpg="http://schemas.microsoft.com/office/word/2010/wordprocessingGroup" xmlns:wpi="http://schemas.microsoft.com/office/word/2010/wordprocessingInk" xmlns:wne="http://schemas.microsoft.com/office/word/2006/wordml" xmlns:wps="http://schemas.microsoft.com/office/word/2010/wordprocessingShape" mc:Ignorable="w14 w15 w16se w16cid w16 w16cex w16sdtdh w16sdtfl w16du wp14">
   <w:p>
     <w:pPr>
       <w:pStyle w:val="Header"/>

--- a/backend_api/templates/presentation_containers.docx
+++ b/backend_api/templates/presentation_containers.docx
@@ -210,6 +210,56 @@
           <w:szCs w:val="32"/>
           <w:lang w:val="en-GB"/>
         </w:rPr>
+        <w:t xml:space="preserve">   </w:t>
+      </w:r>
+      <w:r>
+        <w:rPr>
+          <w:rFonts w:ascii="Arial" w:hAnsi="Arial" w:cs="Arial"/>
+          <w:b/>
+          <w:bCs/>
+          <w:color w:val="000000"/>
+          <w:sz w:val="32"/>
+          <w:szCs w:val="32"/>
+          <w:lang w:val="en-GB"/>
+        </w:rPr>
+        <w:t>CONTAINER</w:t>
+      </w:r>
+    </w:p>
+    <w:p>
+      <w:pPr>
+        <w:ind w:left="1416"/>
+        <w:rPr>
+          <w:rFonts w:ascii="Arial" w:hAnsi="Arial" w:cs="Arial"/>
+          <w:b/>
+          <w:bCs/>
+          <w:color w:val="000000"/>
+          <w:sz w:val="32"/>
+          <w:szCs w:val="32"/>
+          <w:lang w:val="en-GB"/>
+        </w:rPr>
+      </w:pPr>
+      <w:r>
+        <w:rPr>
+          <w:rFonts w:ascii="Arial" w:hAnsi="Arial" w:cs="Arial"/>
+          <w:b/>
+          <w:bCs/>
+          <w:color w:val="000000"/>
+          <w:sz w:val="32"/>
+          <w:szCs w:val="32"/>
+          <w:lang w:val="en-GB"/>
+        </w:rPr>
+        <w:t xml:space="preserve">     </w:t>
+      </w:r>
+      <w:r>
+        <w:rPr>
+          <w:rFonts w:ascii="Arial" w:hAnsi="Arial" w:cs="Arial"/>
+          <w:b/>
+          <w:bCs/>
+          <w:color w:val="000000"/>
+          <w:sz w:val="32"/>
+          <w:szCs w:val="32"/>
+          <w:lang w:val="en-GB"/>
+        </w:rPr>
         <w:t xml:space="preserve">      </w:t>
       </w:r>
       <w:r>
@@ -222,7 +272,7 @@
           <w:szCs w:val="32"/>
           <w:lang w:val="en-GB"/>
         </w:rPr>
-        <w:t>CONTAINER</w:t>
+        <w:t>{{CONTAINER}}</w:t>
       </w:r>
     </w:p>
     <w:p>
@@ -238,6 +288,152 @@
           <w:lang w:val="en-GB"/>
         </w:rPr>
       </w:pPr>
+    </w:p>
+    <w:p>
+      <w:pPr>
+        <w:ind w:left="1416"/>
+        <w:rPr>
+          <w:rFonts w:ascii="Arial" w:hAnsi="Arial" w:cs="Arial"/>
+          <w:b/>
+          <w:bCs/>
+          <w:color w:val="000000"/>
+          <w:sz w:val="32"/>
+          <w:szCs w:val="32"/>
+          <w:lang w:val="en-GB"/>
+        </w:rPr>
+      </w:pPr>
+    </w:p>
+    <w:p>
+      <w:pPr>
+        <w:ind w:left="1416"/>
+        <w:rPr>
+          <w:rFonts w:ascii="Arial" w:hAnsi="Arial" w:cs="Arial"/>
+          <w:b/>
+          <w:bCs/>
+          <w:color w:val="000000"/>
+          <w:sz w:val="32"/>
+          <w:szCs w:val="32"/>
+          <w:lang w:val="en-GB"/>
+        </w:rPr>
+      </w:pPr>
+    </w:p>
+    <w:p>
+      <w:pPr>
+        <w:ind w:left="1416"/>
+        <w:rPr>
+          <w:rFonts w:ascii="Arial" w:hAnsi="Arial" w:cs="Arial"/>
+          <w:b/>
+          <w:bCs/>
+          <w:color w:val="000000"/>
+          <w:sz w:val="32"/>
+          <w:szCs w:val="32"/>
+          <w:lang w:val="en-GB"/>
+        </w:rPr>
+      </w:pPr>
+      <w:r>
+        <w:rPr>
+          <w:rFonts w:ascii="Arial" w:hAnsi="Arial" w:cs="Arial"/>
+          <w:b/>
+          <w:bCs/>
+          <w:color w:val="000000"/>
+          <w:sz w:val="32"/>
+          <w:szCs w:val="32"/>
+          <w:lang w:val="en-GB"/>
+        </w:rPr>
+        <w:t xml:space="preserve">         </w:t>
+      </w:r>
+      <w:r>
+        <w:rPr>
+          <w:rFonts w:ascii="Arial" w:hAnsi="Arial" w:cs="Arial"/>
+          <w:b/>
+          <w:bCs/>
+          <w:color w:val="000000"/>
+          <w:sz w:val="32"/>
+          <w:szCs w:val="32"/>
+          <w:lang w:val="en-GB"/>
+        </w:rPr>
+        <w:t xml:space="preserve">  </w:t>
+      </w:r>
+      <w:r>
+        <w:rPr>
+          <w:rFonts w:ascii="Arial" w:hAnsi="Arial" w:cs="Arial"/>
+          <w:b/>
+          <w:bCs/>
+          <w:color w:val="000000"/>
+          <w:sz w:val="32"/>
+          <w:szCs w:val="32"/>
+          <w:lang w:val="en-GB"/>
+        </w:rPr>
+        <w:t>TO: {{TO}}</w:t>
+      </w:r>
+    </w:p>
+    <w:p>
+      <w:pPr>
+        <w:ind w:left="1416"/>
+        <w:rPr>
+          <w:rFonts w:ascii="Arial" w:hAnsi="Arial" w:cs="Arial"/>
+          <w:b/>
+          <w:bCs/>
+          <w:color w:val="000000"/>
+          <w:sz w:val="32"/>
+          <w:szCs w:val="32"/>
+          <w:lang w:val="en-GB"/>
+        </w:rPr>
+      </w:pPr>
+    </w:p>
+    <w:p>
+      <w:pPr>
+        <w:ind w:left="1416"/>
+        <w:rPr>
+          <w:rFonts w:ascii="Arial" w:hAnsi="Arial" w:cs="Arial"/>
+          <w:b/>
+          <w:bCs/>
+          <w:color w:val="000000"/>
+          <w:sz w:val="32"/>
+          <w:szCs w:val="32"/>
+          <w:lang w:val="en-GB"/>
+        </w:rPr>
+      </w:pPr>
+    </w:p>
+    <w:p>
+      <w:pPr>
+        <w:ind w:left="1416"/>
+        <w:rPr>
+          <w:rFonts w:ascii="Arial" w:hAnsi="Arial" w:cs="Arial"/>
+          <w:b/>
+          <w:bCs/>
+          <w:color w:val="000000"/>
+          <w:sz w:val="32"/>
+          <w:szCs w:val="32"/>
+          <w:lang w:val="en-GB"/>
+        </w:rPr>
+      </w:pPr>
+    </w:p>
+    <w:p>
+      <w:pPr>
+        <w:ind w:left="1416"/>
+        <w:rPr>
+          <w:rFonts w:ascii="Arial" w:hAnsi="Arial" w:cs="Arial"/>
+          <w:b/>
+          <w:bCs/>
+          <w:color w:val="000000"/>
+          <w:sz w:val="32"/>
+          <w:szCs w:val="32"/>
+          <w:lang w:val="en-GB"/>
+        </w:rPr>
+      </w:pPr>
+      <w:r>
+        <w:rPr>
+          <w:rFonts w:ascii="Arial" w:hAnsi="Arial" w:cs="Arial"/>
+          <w:b/>
+          <w:bCs/>
+          <w:color w:val="000000"/>
+          <w:sz w:val="32"/>
+          <w:szCs w:val="32"/>
+          <w:lang w:val="en-GB"/>
+        </w:rPr>
+        <w:t xml:space="preserve">      </w:t>
+      </w:r>
       <w:r>
         <w:rPr>
           <w:rFonts w:ascii="Arial" w:hAnsi="Arial" w:cs="Arial"/>
@@ -249,262 +445,6 @@
           <w:lang w:val="en-GB"/>
         </w:rPr>
         <w:t xml:space="preserve">     </w:t>
-      </w:r>
-      <w:r>
-        <w:rPr>
-          <w:rFonts w:ascii="Arial" w:hAnsi="Arial" w:cs="Arial"/>
-          <w:b/>
-          <w:bCs/>
-          <w:color w:val="000000"/>
-          <w:sz w:val="32"/>
-          <w:szCs w:val="32"/>
-          <w:lang w:val="en-GB"/>
-        </w:rPr>
-        <w:t xml:space="preserve">      </w:t>
-      </w:r>
-      <w:r>
-        <w:rPr>
-          <w:rFonts w:ascii="Arial" w:hAnsi="Arial" w:cs="Arial"/>
-          <w:b/>
-          <w:bCs/>
-          <w:color w:val="000000"/>
-          <w:sz w:val="32"/>
-          <w:szCs w:val="32"/>
-          <w:lang w:val="en-GB"/>
-        </w:rPr>
-        <w:t xml:space="preserve"> </w:t>
-      </w:r>
-      <w:r>
-        <w:rPr>
-          <w:rFonts w:ascii="Arial" w:hAnsi="Arial" w:cs="Arial"/>
-          <w:b/>
-          <w:bCs/>
-          <w:color w:val="000000"/>
-          <w:sz w:val="32"/>
-          <w:szCs w:val="32"/>
-          <w:lang w:val="en-GB"/>
-        </w:rPr>
-        <w:t xml:space="preserve">   </w:t>
-      </w:r>
-      <w:r>
-        <w:rPr>
-          <w:rFonts w:ascii="Arial" w:hAnsi="Arial" w:cs="Arial"/>
-          <w:b/>
-          <w:bCs/>
-          <w:color w:val="000000"/>
-          <w:sz w:val="32"/>
-          <w:szCs w:val="32"/>
-          <w:lang w:val="en-GB"/>
-        </w:rPr>
-        <w:t>{{CONTAINER}}</w:t>
-      </w:r>
-    </w:p>
-    <w:p>
-      <w:pPr>
-        <w:ind w:left="1416"/>
-        <w:rPr>
-          <w:rFonts w:ascii="Arial" w:hAnsi="Arial" w:cs="Arial"/>
-          <w:b/>
-          <w:bCs/>
-          <w:color w:val="000000"/>
-          <w:sz w:val="32"/>
-          <w:szCs w:val="32"/>
-          <w:lang w:val="en-GB"/>
-        </w:rPr>
-      </w:pPr>
-    </w:p>
-    <w:p>
-      <w:pPr>
-        <w:ind w:left="1416"/>
-        <w:rPr>
-          <w:rFonts w:ascii="Arial" w:hAnsi="Arial" w:cs="Arial"/>
-          <w:b/>
-          <w:bCs/>
-          <w:color w:val="000000"/>
-          <w:sz w:val="32"/>
-          <w:szCs w:val="32"/>
-          <w:lang w:val="en-GB"/>
-        </w:rPr>
-      </w:pPr>
-    </w:p>
-    <w:p>
-      <w:pPr>
-        <w:ind w:left="1416"/>
-        <w:rPr>
-          <w:rFonts w:ascii="Arial" w:hAnsi="Arial" w:cs="Arial"/>
-          <w:b/>
-          <w:bCs/>
-          <w:color w:val="000000"/>
-          <w:sz w:val="32"/>
-          <w:szCs w:val="32"/>
-          <w:lang w:val="en-GB"/>
-        </w:rPr>
-      </w:pPr>
-    </w:p>
-    <w:p>
-      <w:pPr>
-        <w:ind w:left="1416"/>
-        <w:rPr>
-          <w:rFonts w:ascii="Arial" w:hAnsi="Arial" w:cs="Arial"/>
-          <w:b/>
-          <w:bCs/>
-          <w:color w:val="000000"/>
-          <w:sz w:val="32"/>
-          <w:szCs w:val="32"/>
-          <w:lang w:val="en-GB"/>
-        </w:rPr>
-      </w:pPr>
-      <w:r>
-        <w:rPr>
-          <w:rFonts w:ascii="Arial" w:hAnsi="Arial" w:cs="Arial"/>
-          <w:b/>
-          <w:bCs/>
-          <w:color w:val="000000"/>
-          <w:sz w:val="32"/>
-          <w:szCs w:val="32"/>
-          <w:lang w:val="en-GB"/>
-        </w:rPr>
-        <w:t xml:space="preserve">         </w:t>
-      </w:r>
-      <w:r>
-        <w:rPr>
-          <w:rFonts w:ascii="Arial" w:hAnsi="Arial" w:cs="Arial"/>
-          <w:b/>
-          <w:bCs/>
-          <w:color w:val="000000"/>
-          <w:sz w:val="32"/>
-          <w:szCs w:val="32"/>
-          <w:lang w:val="en-GB"/>
-        </w:rPr>
-        <w:t xml:space="preserve">        </w:t>
-      </w:r>
-      <w:r>
-        <w:rPr>
-          <w:rFonts w:ascii="Arial" w:hAnsi="Arial" w:cs="Arial"/>
-          <w:b/>
-          <w:bCs/>
-          <w:color w:val="000000"/>
-          <w:sz w:val="32"/>
-          <w:szCs w:val="32"/>
-          <w:lang w:val="en-GB"/>
-        </w:rPr>
-        <w:t>TO: {{TO}}</w:t>
-      </w:r>
-    </w:p>
-    <w:p>
-      <w:pPr>
-        <w:ind w:left="1416"/>
-        <w:rPr>
-          <w:rFonts w:ascii="Arial" w:hAnsi="Arial" w:cs="Arial"/>
-          <w:b/>
-          <w:bCs/>
-          <w:color w:val="000000"/>
-          <w:sz w:val="32"/>
-          <w:szCs w:val="32"/>
-          <w:lang w:val="en-GB"/>
-        </w:rPr>
-      </w:pPr>
-    </w:p>
-    <w:p>
-      <w:pPr>
-        <w:ind w:left="1416"/>
-        <w:rPr>
-          <w:rFonts w:ascii="Arial" w:hAnsi="Arial" w:cs="Arial"/>
-          <w:b/>
-          <w:bCs/>
-          <w:color w:val="000000"/>
-          <w:sz w:val="32"/>
-          <w:szCs w:val="32"/>
-          <w:lang w:val="en-GB"/>
-        </w:rPr>
-      </w:pPr>
-    </w:p>
-    <w:p>
-      <w:pPr>
-        <w:ind w:left="1416"/>
-        <w:rPr>
-          <w:rFonts w:ascii="Arial" w:hAnsi="Arial" w:cs="Arial"/>
-          <w:b/>
-          <w:bCs/>
-          <w:color w:val="000000"/>
-          <w:sz w:val="32"/>
-          <w:szCs w:val="32"/>
-          <w:lang w:val="en-GB"/>
-        </w:rPr>
-      </w:pPr>
-    </w:p>
-    <w:p>
-      <w:pPr>
-        <w:ind w:left="1416"/>
-        <w:rPr>
-          <w:rFonts w:ascii="Arial" w:hAnsi="Arial" w:cs="Arial"/>
-          <w:b/>
-          <w:bCs/>
-          <w:color w:val="000000"/>
-          <w:sz w:val="32"/>
-          <w:szCs w:val="32"/>
-          <w:lang w:val="en-GB"/>
-        </w:rPr>
-      </w:pPr>
-      <w:r>
-        <w:rPr>
-          <w:rFonts w:ascii="Arial" w:hAnsi="Arial" w:cs="Arial"/>
-          <w:b/>
-          <w:bCs/>
-          <w:color w:val="000000"/>
-          <w:sz w:val="32"/>
-          <w:szCs w:val="32"/>
-          <w:lang w:val="en-GB"/>
-        </w:rPr>
-        <w:t xml:space="preserve">      </w:t>
-      </w:r>
-      <w:r>
-        <w:rPr>
-          <w:rFonts w:ascii="Arial" w:hAnsi="Arial" w:cs="Arial"/>
-          <w:b/>
-          <w:bCs/>
-          <w:color w:val="000000"/>
-          <w:sz w:val="32"/>
-          <w:szCs w:val="32"/>
-          <w:lang w:val="en-GB"/>
-        </w:rPr>
-        <w:t xml:space="preserve">        </w:t>
-      </w:r>
-      <w:r>
-        <w:rPr>
-          <w:rFonts w:ascii="Arial" w:hAnsi="Arial" w:cs="Arial"/>
-          <w:b/>
-          <w:bCs/>
-          <w:color w:val="000000"/>
-          <w:sz w:val="32"/>
-          <w:szCs w:val="32"/>
-          <w:lang w:val="en-GB"/>
-        </w:rPr>
-        <w:t xml:space="preserve">   </w:t>
-      </w:r>
-      <w:r>
-        <w:rPr>
-          <w:rFonts w:ascii="Arial" w:hAnsi="Arial" w:cs="Arial"/>
-          <w:b/>
-          <w:bCs/>
-          <w:color w:val="000000"/>
-          <w:sz w:val="32"/>
-          <w:szCs w:val="32"/>
-          <w:lang w:val="en-GB"/>
-        </w:rPr>
-        <w:t xml:space="preserve"> </w:t>
-      </w:r>
-      <w:r>
-        <w:rPr>
-          <w:rFonts w:ascii="Arial" w:hAnsi="Arial" w:cs="Arial"/>
-          <w:b/>
-          <w:bCs/>
-          <w:color w:val="000000"/>
-          <w:sz w:val="32"/>
-          <w:szCs w:val="32"/>
-          <w:lang w:val="en-GB"/>
-        </w:rPr>
-        <w:t xml:space="preserve"> </w:t>
       </w:r>
       <w:r>
         <w:rPr>

--- a/backend_api/templates/presentation_containers.docx
+++ b/backend_api/templates/presentation_containers.docx
@@ -12,73 +12,8 @@
           <w:sz w:val="32"/>
           <w:szCs w:val="32"/>
         </w:rPr>
-      </w:pPr>
-      <w:r>
-        <w:rPr>
-          <w:rFonts w:ascii="Arial" w:hAnsi="Arial" w:cs="Arial"/>
-          <w:b/>
-          <w:bCs/>
-          <w:color w:val="000000"/>
-          <w:sz w:val="48"/>
-          <w:szCs w:val="48"/>
-        </w:rPr>
-        <w:t xml:space="preserve">        </w:t>
-      </w:r>
-      <w:r>
-        <w:rPr>
-          <w:rFonts w:ascii="Arial" w:hAnsi="Arial" w:cs="Arial"/>
-          <w:b/>
-          <w:bCs/>
-          <w:color w:val="000000"/>
-          <w:sz w:val="48"/>
-          <w:szCs w:val="48"/>
-        </w:rPr>
-        <w:tab/>
-      </w:r>
-      <w:r>
-        <w:rPr>
-          <w:rFonts w:ascii="Arial" w:hAnsi="Arial" w:cs="Arial"/>
-          <w:b/>
-          <w:bCs/>
-          <w:color w:val="000000"/>
-          <w:sz w:val="48"/>
-          <w:szCs w:val="48"/>
-        </w:rPr>
-        <w:tab/>
-      </w:r>
-      <w:r>
-        <w:rPr>
-          <w:rFonts w:ascii="Arial" w:hAnsi="Arial" w:cs="Arial"/>
-          <w:b/>
-          <w:bCs/>
-          <w:color w:val="000000"/>
-          <w:sz w:val="48"/>
-          <w:szCs w:val="48"/>
-        </w:rPr>
-        <w:tab/>
-      </w:r>
-      <w:r>
-        <w:rPr>
-          <w:rFonts w:ascii="Arial" w:hAnsi="Arial" w:cs="Arial"/>
-          <w:b/>
-          <w:bCs/>
-          <w:color w:val="000000"/>
-          <w:sz w:val="48"/>
-          <w:szCs w:val="48"/>
-        </w:rPr>
-        <w:tab/>
-      </w:r>
-      <w:r>
-        <w:rPr>
-          <w:rFonts w:ascii="Arial" w:hAnsi="Arial" w:cs="Arial"/>
-          <w:b/>
-          <w:bCs/>
-          <w:color w:val="0000FF"/>
-          <w:sz w:val="48"/>
-          <w:szCs w:val="48"/>
-        </w:rPr>
-        <w:t xml:space="preserve">         </w:t>
-      </w:r>
+        <w:jc w:val="center"/>
+      </w:pPr>
       <w:r>
         <w:rPr>
           <w:rFonts w:ascii="Arial" w:hAnsi="Arial" w:cs="Arial"/>
@@ -237,31 +172,8 @@
           <w:szCs w:val="32"/>
           <w:lang w:val="en-GB"/>
         </w:rPr>
-      </w:pPr>
-      <w:r>
-        <w:rPr>
-          <w:rFonts w:ascii="Arial" w:hAnsi="Arial" w:cs="Arial"/>
-          <w:b/>
-          <w:bCs/>
-          <w:color w:val="000000"/>
-          <w:sz w:val="32"/>
-          <w:szCs w:val="32"/>
-          <w:lang w:val="en-GB"/>
-        </w:rPr>
-        <w:t xml:space="preserve">     </w:t>
-      </w:r>
-      <w:r>
-        <w:rPr>
-          <w:rFonts w:ascii="Arial" w:hAnsi="Arial" w:cs="Arial"/>
-          <w:b/>
-          <w:bCs/>
-          <w:color w:val="000000"/>
-          <w:sz w:val="32"/>
-          <w:szCs w:val="32"/>
-          <w:lang w:val="en-GB"/>
-        </w:rPr>
-        <w:t xml:space="preserve">      </w:t>
-      </w:r>
+        <w:jc w:val="center"/>
+      </w:pPr>
       <w:r>
         <w:rPr>
           <w:rFonts w:ascii="Arial" w:hAnsi="Arial" w:cs="Arial"/>
@@ -329,31 +241,8 @@
           <w:szCs w:val="32"/>
           <w:lang w:val="en-GB"/>
         </w:rPr>
-      </w:pPr>
-      <w:r>
-        <w:rPr>
-          <w:rFonts w:ascii="Arial" w:hAnsi="Arial" w:cs="Arial"/>
-          <w:b/>
-          <w:bCs/>
-          <w:color w:val="000000"/>
-          <w:sz w:val="32"/>
-          <w:szCs w:val="32"/>
-          <w:lang w:val="en-GB"/>
-        </w:rPr>
-        <w:t xml:space="preserve">         </w:t>
-      </w:r>
-      <w:r>
-        <w:rPr>
-          <w:rFonts w:ascii="Arial" w:hAnsi="Arial" w:cs="Arial"/>
-          <w:b/>
-          <w:bCs/>
-          <w:color w:val="000000"/>
-          <w:sz w:val="32"/>
-          <w:szCs w:val="32"/>
-          <w:lang w:val="en-GB"/>
-        </w:rPr>
-        <w:t xml:space="preserve">  </w:t>
-      </w:r>
+        <w:jc w:val="center"/>
+      </w:pPr>
       <w:r>
         <w:rPr>
           <w:rFonts w:ascii="Arial" w:hAnsi="Arial" w:cs="Arial"/>
@@ -421,31 +310,8 @@
           <w:szCs w:val="32"/>
           <w:lang w:val="en-GB"/>
         </w:rPr>
-      </w:pPr>
-      <w:r>
-        <w:rPr>
-          <w:rFonts w:ascii="Arial" w:hAnsi="Arial" w:cs="Arial"/>
-          <w:b/>
-          <w:bCs/>
-          <w:color w:val="000000"/>
-          <w:sz w:val="32"/>
-          <w:szCs w:val="32"/>
-          <w:lang w:val="en-GB"/>
-        </w:rPr>
-        <w:t xml:space="preserve">      </w:t>
-      </w:r>
-      <w:r>
-        <w:rPr>
-          <w:rFonts w:ascii="Arial" w:hAnsi="Arial" w:cs="Arial"/>
-          <w:b/>
-          <w:bCs/>
-          <w:color w:val="000000"/>
-          <w:sz w:val="32"/>
-          <w:szCs w:val="32"/>
-          <w:lang w:val="en-GB"/>
-        </w:rPr>
-        <w:t xml:space="preserve">     </w:t>
-      </w:r>
+        <w:jc w:val="center"/>
+      </w:pPr>
       <w:r>
         <w:rPr>
           <w:rFonts w:ascii="Arial" w:hAnsi="Arial" w:cs="Arial"/>
